--- a/DAWA/uat-votaciones/server/Documentacion_Proyecto_Final_UAT.docx
+++ b/DAWA/uat-votaciones/server/Documentacion_Proyecto_Final_UAT.docx
@@ -1282,7 +1282,7 @@
         <w:tc>
           <w:p>
             <w:r>
-              <w:t xml:space="preserve">Usuario autenticado con matricula '20240001', estado ha_votado=false</w:t>
+              <w:t xml:space="preserve">Usuario autenticado con matricula 'a2223010021', estado ha_votado=false</w:t>
             </w:r>
           </w:p>
         </w:tc>
